--- a/assets/docs/jeong-hajun-resume.docx
+++ b/assets/docs/jeong-hajun-resume.docx
@@ -4025,26 +4025,6 @@
               <w:t>2026.05</w:t>
             </w:r>
           </w:p>
-          <w:p>
-            <w:pPr>
-              <w:pStyle w:val="a9"/>
-              <w:wordWrap/>
-              <w:spacing w:line="252" w:lineRule="auto"/>
-              <w:jc w:val="center"/>
-              <w:rPr>
-                <w:rFonts w:asciiTheme="minorHAnsi" w:eastAsiaTheme="minorHAnsi" w:hAnsiTheme="minorHAnsi"/>
-                <w:lang w:eastAsia="ko-KR"/>
-              </w:rPr>
-            </w:pPr>
-            <w:r>
-              <w:rPr>
-                <w:rFonts w:asciiTheme="minorHAnsi" w:eastAsiaTheme="minorHAnsi" w:hAnsiTheme="minorHAnsi" w:hint="eastAsia"/>
-                <w:sz w:val="18"/>
-                <w:lang w:eastAsia="ko-KR"/>
-              </w:rPr>
-              <w:t xml:space="preserve">2주</w:t>
-            </w:r>
-          </w:p>
         </w:tc>
         <w:tc>
           <w:tcPr>
@@ -4266,26 +4246,6 @@
               <w:t xml:space="preserve">2026.05~06</w:t>
             </w:r>
           </w:p>
-          <w:p>
-            <w:pPr>
-              <w:pStyle w:val="a9"/>
-              <w:wordWrap/>
-              <w:spacing w:line="252" w:lineRule="auto"/>
-              <w:jc w:val="center"/>
-              <w:rPr>
-                <w:rFonts w:asciiTheme="minorHAnsi" w:eastAsiaTheme="minorHAnsi" w:hAnsiTheme="minorHAnsi"/>
-                <w:lang w:eastAsia="ko-KR"/>
-              </w:rPr>
-            </w:pPr>
-            <w:r>
-              <w:rPr>
-                <w:rFonts w:asciiTheme="minorHAnsi" w:eastAsiaTheme="minorHAnsi" w:hAnsiTheme="minorHAnsi" w:hint="eastAsia"/>
-                <w:sz w:val="18"/>
-                <w:lang w:eastAsia="ko-KR"/>
-              </w:rPr>
-              <w:t xml:space="preserve">2주</w:t>
-            </w:r>
-          </w:p>
         </w:tc>
         <w:tc>
           <w:tcPr>
@@ -4508,25 +4468,6 @@
               <w:t>2026.07~08</w:t>
             </w:r>
           </w:p>
-          <w:p>
-            <w:pPr>
-              <w:pStyle w:val="a9"/>
-              <w:wordWrap/>
-              <w:spacing w:line="252" w:lineRule="auto"/>
-              <w:jc w:val="center"/>
-              <w:rPr>
-                <w:rFonts w:asciiTheme="minorHAnsi" w:eastAsiaTheme="minorHAnsi" w:hAnsiTheme="minorHAnsi"/>
-                <w:lang w:eastAsia="ko-KR"/>
-              </w:rPr>
-            </w:pPr>
-            <w:r>
-              <w:rPr>
-                <w:rFonts w:asciiTheme="minorHAnsi" w:eastAsiaTheme="minorHAnsi" w:hAnsiTheme="minorHAnsi"/>
-                <w:sz w:val="18"/>
-              </w:rPr>
-              <w:t>2개월</w:t>
-            </w:r>
-          </w:p>
         </w:tc>
         <w:tc>
           <w:tcPr>
@@ -4745,25 +4686,6 @@
                 <w:sz w:val="18"/>
               </w:rPr>
               <w:t>2026.09</w:t>
-            </w:r>
-          </w:p>
-          <w:p>
-            <w:pPr>
-              <w:pStyle w:val="a9"/>
-              <w:wordWrap/>
-              <w:spacing w:line="252" w:lineRule="auto"/>
-              <w:jc w:val="center"/>
-              <w:rPr>
-                <w:rFonts w:asciiTheme="minorHAnsi" w:eastAsiaTheme="minorHAnsi" w:hAnsiTheme="minorHAnsi"/>
-                <w:lang w:eastAsia="ko-KR"/>
-              </w:rPr>
-            </w:pPr>
-            <w:r>
-              <w:rPr>
-                <w:rFonts w:asciiTheme="minorHAnsi" w:eastAsiaTheme="minorHAnsi" w:hAnsiTheme="minorHAnsi"/>
-                <w:sz w:val="18"/>
-              </w:rPr>
-              <w:t>1개월</w:t>
             </w:r>
           </w:p>
         </w:tc>

--- a/assets/docs/jeong-hajun-resume.docx
+++ b/assets/docs/jeong-hajun-resume.docx
@@ -1337,7 +1337,7 @@
                 <w:lang w:eastAsia="ko-KR"/>
               </w:rPr>
               <w:br/>
-              <w:t>AI 중심 프로젝트 5편 (팀 3 · 개인 2)</w:t>
+              <w:t>AI 중심 프로젝트 5편</w:t>
             </w:r>
           </w:p>
         </w:tc>

--- a/assets/docs/jeong-hajun-resume.docx
+++ b/assets/docs/jeong-hajun-resume.docx
@@ -1299,31 +1299,7 @@
                   <w:szCs w:val="16"/>
                   <w:lang w:eastAsia="ko-KR"/>
                 </w:rPr>
-                <w:t>https://</w:t>
-              </w:r>
-              <w:r>
-                <w:rPr>
-                  <w:rStyle w:val="a6"/>
-                  <w:rFonts w:asciiTheme="minorHAnsi" w:eastAsiaTheme="minorHAnsi" w:hAnsiTheme="minorHAnsi"/>
-                  <w:i/>
-                  <w:iCs/>
-                  <w:sz w:val="16"/>
-                  <w:szCs w:val="16"/>
-                  <w:lang w:eastAsia="ko-KR"/>
-                </w:rPr>
-                <w:t>d</w:t>
-              </w:r>
-              <w:r>
-                <w:rPr>
-                  <w:rStyle w:val="a6"/>
-                  <w:rFonts w:asciiTheme="minorHAnsi" w:eastAsiaTheme="minorHAnsi" w:hAnsiTheme="minorHAnsi"/>
-                  <w:i/>
-                  <w:iCs/>
-                  <w:sz w:val="16"/>
-                  <w:szCs w:val="16"/>
-                  <w:lang w:eastAsia="ko-KR"/>
-                </w:rPr>
-                <w:t>rive.google.com/drive/folders/1kTqOr1bDYY7X_OEUO_L3nHBBb859_hmc</w:t>
+                <w:t>https://hajun7944-prog.github.io</w:t>
               </w:r>
             </w:hyperlink>
             <w:r>

--- a/assets/docs/jeong-hajun-resume.docx
+++ b/assets/docs/jeong-hajun-resume.docx
@@ -1313,7 +1313,7 @@
                 <w:lang w:eastAsia="ko-KR"/>
               </w:rPr>
               <w:br/>
-              <w:t>AI 중심 프로젝트 5편</w:t>
+              <w:t>AI 중심 작품 7편 (영상 재생 가능)</w:t>
             </w:r>
           </w:p>
         </w:tc>
@@ -4661,7 +4661,7 @@
                 <w:rFonts w:asciiTheme="minorHAnsi" w:eastAsiaTheme="minorHAnsi" w:hAnsiTheme="minorHAnsi"/>
                 <w:sz w:val="18"/>
               </w:rPr>
-              <w:t>2026.09</w:t>
+              <w:t xml:space="preserve">2026.10</w:t>
             </w:r>
           </w:p>
         </w:tc>
@@ -4694,7 +4694,7 @@
                 <w:sz w:val="18"/>
                 <w:lang w:eastAsia="ko-KR"/>
               </w:rPr>
-              <w:t xml:space="preserve">가상 향수 브랜드 '뤼느' 홍보 콘텐츠 제작 / 개인</w:t>
+              <w:t xml:space="preserve">STILL 노이즈 캔슬링 헤드폰 AI 광고 / 개인</w:t>
             </w:r>
           </w:p>
           <w:p>
@@ -4724,7 +4724,7 @@
                 <w:sz w:val="18"/>
                 <w:lang w:eastAsia="ko-KR"/>
               </w:rPr>
-              <w:t xml:space="preserve"> 실존하지 않는 향수 브랜드의 아이덴티티를 설계하고 영상으로 전달</w:t>
+              <w:t xml:space="preserve"> 가상 헤드폰 브랜드의 ‘소음 차단 → 몰입’ 가치를 35초 브랜드 광고로 전달</w:t>
             </w:r>
           </w:p>
           <w:p>
@@ -4754,7 +4754,7 @@
                 <w:sz w:val="18"/>
                 <w:lang w:eastAsia="ko-KR"/>
               </w:rPr>
-              <w:t xml:space="preserve"> 브랜드 기획, AI 이미지·영상 생성, 음악, 편집</w:t>
+              <w:t xml:space="preserve"> 브랜드·제품 기획, AI 이미지·영상 생성, 효과음·음악, 편집</w:t>
             </w:r>
           </w:p>
           <w:p>
@@ -4784,7 +4784,7 @@
                 <w:sz w:val="18"/>
                 <w:lang w:eastAsia="ko-KR"/>
               </w:rPr>
-              <w:t xml:space="preserve"> ChatGPT, Runway, Suno, Premiere Pro</w:t>
+              <w:t xml:space="preserve"> Higgsfield, ElevenLabs, Suno, Premiere Pro</w:t>
             </w:r>
           </w:p>
           <w:p>
@@ -4814,7 +4814,7 @@
                 <w:sz w:val="18"/>
                 <w:lang w:eastAsia="ko-KR"/>
               </w:rPr>
-              <w:t xml:space="preserve"> 가상 향수 브랜드의 키비주얼·영상·BGM을 포함한 브랜드 홍보 콘텐츠 완성</w:t>
+              <w:t xml:space="preserve"> 제품 시트 설계부터 35초 4K 브랜드 광고까지 1인 완성</w:t>
             </w:r>
           </w:p>
           <w:p>
@@ -4844,216 +4844,7 @@
                 <w:sz w:val="18"/>
                 <w:lang w:eastAsia="ko-KR"/>
               </w:rPr>
-              <w:t xml:space="preserve"> 브랜드 콘셉트 설정부터 AI 이미지·영상 생성, 음악, 편집까지 개인 수행</w:t>
-            </w:r>
-          </w:p>
-        </w:tc>
-      </w:tr>
-      <w:tr>
-        <w:trPr>
-          <w:trHeight w:val="683"/>
-        </w:trPr>
-        <w:tc>
-          <w:tcPr>
-            <w:tcW w:w="1937" w:type="dxa"/>
-            <w:tcBorders>
-              <w:top w:val="single" w:sz="3" w:space="0" w:color="4BACC6"/>
-              <w:left w:val="single" w:sz="3" w:space="0" w:color="4BACC6"/>
-              <w:bottom w:val="single" w:sz="3" w:space="0" w:color="4BACC6"/>
-              <w:right w:val="single" w:sz="3" w:space="0" w:color="4BACC6"/>
-            </w:tcBorders>
-            <w:shd w:val="clear" w:color="auto" w:fill="FFFFFF"/>
-            <w:vAlign w:val="center"/>
-          </w:tcPr>
-          <w:p>
-            <w:pPr>
-              <w:pStyle w:val="a9"/>
-              <w:wordWrap/>
-              <w:spacing w:line="252" w:lineRule="auto"/>
-              <w:jc w:val="center"/>
-              <w:rPr>
-                <w:rFonts w:asciiTheme="minorHAnsi" w:eastAsiaTheme="minorHAnsi" w:hAnsiTheme="minorHAnsi"/>
-                <w:lang w:eastAsia="ko-KR"/>
-              </w:rPr>
-            </w:pPr>
-            <w:r>
-              <w:rPr>
-                <w:rFonts w:asciiTheme="minorHAnsi" w:eastAsiaTheme="minorHAnsi" w:hAnsiTheme="minorHAnsi"/>
-                <w:sz w:val="18"/>
-              </w:rPr>
-              <w:t xml:space="preserve">2026.08~09</w:t>
-            </w:r>
-          </w:p>
-          <w:p>
-            <w:pPr>
-              <w:pStyle w:val="a9"/>
-              <w:wordWrap/>
-              <w:spacing w:line="252" w:lineRule="auto"/>
-              <w:jc w:val="center"/>
-              <w:rPr>
-                <w:rFonts w:asciiTheme="minorHAnsi" w:eastAsiaTheme="minorHAnsi" w:hAnsiTheme="minorHAnsi"/>
-                <w:lang w:eastAsia="ko-KR"/>
-              </w:rPr>
-            </w:pPr>
-            <w:r>
-              <w:rPr>
-                <w:rFonts w:asciiTheme="minorHAnsi" w:eastAsiaTheme="minorHAnsi" w:hAnsiTheme="minorHAnsi"/>
-                <w:sz w:val="18"/>
-              </w:rPr>
-              <w:t xml:space="preserve"/>
-            </w:r>
-          </w:p>
-        </w:tc>
-        <w:tc>
-          <w:tcPr>
-            <w:tcW w:w="8232" w:type="dxa"/>
-            <w:tcBorders>
-              <w:top w:val="single" w:sz="3" w:space="0" w:color="4BACC6"/>
-              <w:left w:val="single" w:sz="3" w:space="0" w:color="4BACC6"/>
-              <w:bottom w:val="single" w:sz="3" w:space="0" w:color="4BACC6"/>
-              <w:right w:val="single" w:sz="3" w:space="0" w:color="4BACC6"/>
-            </w:tcBorders>
-            <w:shd w:val="clear" w:color="auto" w:fill="FFFFFF"/>
-            <w:vAlign w:val="center"/>
-          </w:tcPr>
-          <w:p>
-            <w:pPr>
-              <w:pStyle w:val="a9"/>
-              <w:spacing w:line="252" w:lineRule="auto"/>
-              <w:ind w:left="100" w:right="100"/>
-              <w:rPr>
-                <w:rFonts w:asciiTheme="minorHAnsi" w:eastAsiaTheme="minorHAnsi" w:hAnsiTheme="minorHAnsi"/>
-                <w:lang w:eastAsia="ko-KR"/>
-              </w:rPr>
-            </w:pPr>
-            <w:r>
-              <w:rPr>
-                <w:rFonts w:asciiTheme="minorHAnsi" w:eastAsiaTheme="minorHAnsi" w:hAnsiTheme="minorHAnsi"/>
-                <w:b/>
-                <w:sz w:val="18"/>
-                <w:lang w:eastAsia="ko-KR"/>
-              </w:rPr>
-              <w:t xml:space="preserve">제6회 그린리모델링 챌린지 · 42초 AI 영화제 / 개인</w:t>
-            </w:r>
-          </w:p>
-          <w:p>
-            <w:pPr>
-              <w:pStyle w:val="a9"/>
-              <w:spacing w:line="252" w:lineRule="auto"/>
-              <w:ind w:left="100" w:right="100"/>
-              <w:rPr>
-                <w:rFonts w:asciiTheme="minorHAnsi" w:eastAsiaTheme="minorHAnsi" w:hAnsiTheme="minorHAnsi"/>
-                <w:lang w:eastAsia="ko-KR"/>
-              </w:rPr>
-            </w:pPr>
-            <w:r>
-              <w:rPr>
-                <w:rFonts w:asciiTheme="minorHAnsi" w:eastAsiaTheme="minorHAnsi" w:hAnsiTheme="minorHAnsi"/>
-                <w:b/>
-                <w:bCs/>
-                <w:sz w:val="18"/>
-                <w:lang w:eastAsia="ko-KR"/>
-              </w:rPr>
-              <w:t xml:space="preserve">목적:</w:t>
-            </w:r>
-            <w:r>
-              <w:rPr>
-                <w:rFonts w:asciiTheme="minorHAnsi" w:eastAsiaTheme="minorHAnsi" w:hAnsiTheme="minorHAnsi"/>
-                <w:color w:val="404040"/>
-                <w:sz w:val="18"/>
-                <w:lang w:eastAsia="ko-KR"/>
-              </w:rPr>
-              <w:t xml:space="preserve"> 노후 주택의 에너지 손실과 그린리모델링의 필요성을 42초 AI 영상으로 전달 (국토교통부 공모전)</w:t>
-            </w:r>
-          </w:p>
-          <w:p>
-            <w:pPr>
-              <w:pStyle w:val="a9"/>
-              <w:spacing w:line="252" w:lineRule="auto"/>
-              <w:ind w:left="100" w:right="100"/>
-              <w:rPr>
-                <w:rFonts w:asciiTheme="minorHAnsi" w:eastAsiaTheme="minorHAnsi" w:hAnsiTheme="minorHAnsi"/>
-                <w:lang w:eastAsia="ko-KR"/>
-              </w:rPr>
-            </w:pPr>
-            <w:r>
-              <w:rPr>
-                <w:rFonts w:asciiTheme="minorHAnsi" w:eastAsiaTheme="minorHAnsi" w:hAnsiTheme="minorHAnsi"/>
-                <w:b/>
-                <w:bCs/>
-                <w:sz w:val="18"/>
-                <w:lang w:eastAsia="ko-KR"/>
-              </w:rPr>
-              <w:t xml:space="preserve">역할:</w:t>
-            </w:r>
-            <w:r>
-              <w:rPr>
-                <w:rFonts w:asciiTheme="minorHAnsi" w:eastAsiaTheme="minorHAnsi" w:hAnsiTheme="minorHAnsi"/>
-                <w:color w:val="404040"/>
-                <w:sz w:val="18"/>
-                <w:lang w:eastAsia="ko-KR"/>
-              </w:rPr>
-              <w:t xml:space="preserve"> 기획, AI 이미지·영상 생성, 편집</w:t>
-            </w:r>
-          </w:p>
-          <w:p>
-            <w:pPr>
-              <w:pStyle w:val="a9"/>
-              <w:spacing w:line="252" w:lineRule="auto"/>
-              <w:ind w:left="100" w:right="100"/>
-              <w:rPr>
-                <w:rFonts w:asciiTheme="minorHAnsi" w:eastAsiaTheme="minorHAnsi" w:hAnsiTheme="minorHAnsi"/>
-                <w:lang w:eastAsia="ko-KR"/>
-              </w:rPr>
-            </w:pPr>
-            <w:r>
-              <w:rPr>
-                <w:rFonts w:asciiTheme="minorHAnsi" w:eastAsiaTheme="minorHAnsi" w:hAnsiTheme="minorHAnsi"/>
-                <w:b/>
-                <w:bCs/>
-                <w:sz w:val="18"/>
-                <w:lang w:eastAsia="ko-KR"/>
-              </w:rPr>
-              <w:t xml:space="preserve">성과:</w:t>
-            </w:r>
-            <w:r>
-              <w:rPr>
-                <w:rFonts w:asciiTheme="minorHAnsi" w:eastAsiaTheme="minorHAnsi" w:hAnsiTheme="minorHAnsi"/>
-                <w:color w:val="404040"/>
-                <w:sz w:val="18"/>
-                <w:lang w:eastAsia="ko-KR"/>
-              </w:rPr>
-              <w:t xml:space="preserve"> 난방비 문제부터 친환경 주택으로의 재탄생까지 담은 42초 AI 영상 완성</w:t>
-            </w:r>
-          </w:p>
-          <w:p>
-            <w:pPr>
-              <w:pStyle w:val="a9"/>
-              <w:spacing w:line="252" w:lineRule="auto"/>
-              <w:ind w:left="100" w:right="100"/>
-              <w:rPr>
-                <w:rFonts w:asciiTheme="minorHAnsi" w:eastAsiaTheme="minorHAnsi" w:hAnsiTheme="minorHAnsi"/>
-                <w:lang w:eastAsia="ko-KR"/>
-              </w:rPr>
-            </w:pPr>
-            <w:r>
-              <w:rPr>
-                <w:rFonts w:asciiTheme="minorHAnsi" w:eastAsiaTheme="minorHAnsi" w:hAnsiTheme="minorHAnsi"/>
-                <w:b/>
-                <w:bCs/>
-                <w:sz w:val="18"/>
-                <w:lang w:eastAsia="ko-KR"/>
-              </w:rPr>
-              <w:t xml:space="preserve">기여:</w:t>
-            </w:r>
-            <w:r>
-              <w:rPr>
-                <w:rFonts w:asciiTheme="minorHAnsi" w:eastAsiaTheme="minorHAnsi" w:hAnsiTheme="minorHAnsi"/>
-                <w:color w:val="404040"/>
-                <w:sz w:val="18"/>
-                <w:lang w:eastAsia="ko-KR"/>
-              </w:rPr>
-              <w:t xml:space="preserve"> 기획부터 AI 이미지·영상 생성, 편집까지 개인 수행</w:t>
+              <w:t xml:space="preserve"> 제품 시트를 먼저 설계해 모든 장면의 기준으로 삼고, 착용 전의 빠른 컷과 착용 후의 긴 호흡, 소음에서 피아노로 바뀌는 사운드로 몰입의 순간을 표현</w:t>
             </w:r>
           </w:p>
         </w:tc>

--- a/assets/docs/jeong-hajun-resume.docx
+++ b/assets/docs/jeong-hajun-resume.docx
@@ -3001,7 +3001,7 @@
                 <w:sz w:val="18"/>
                 <w:szCs w:val="18"/>
               </w:rPr>
-              <w:t>졸업예정</w:t>
+              <w:t xml:space="preserve">수료</w:t>
             </w:r>
           </w:p>
         </w:tc>
@@ -5082,7 +5082,7 @@
                 <w:rFonts w:asciiTheme="minorHAnsi" w:eastAsiaTheme="minorHAnsi" w:hAnsiTheme="minorHAnsi"/>
                 <w:lang w:eastAsia="ko-KR"/>
               </w:rPr>
-              <w:t>멀티미디어콘텐츠제작전문가 1차 필기 합격</w:t>
+              <w:t xml:space="preserve">멀티미디어콘텐츠제작전문가 필기 합격 (실기 미취득)</w:t>
             </w:r>
           </w:p>
         </w:tc>

--- a/assets/docs/jeong-hajun-resume.docx
+++ b/assets/docs/jeong-hajun-resume.docx
@@ -1313,7 +1313,7 @@
                 <w:lang w:eastAsia="ko-KR"/>
               </w:rPr>
               <w:br/>
-              <w:t>AI 중심 작품 7편 (영상 재생 가능)</w:t>
+              <w:t>AI 중심 작품 7편 (개인 작업 STILL·LUNE 포함, 영상 재생 가능)</w:t>
             </w:r>
           </w:p>
         </w:tc>
@@ -4661,7 +4661,7 @@
                 <w:rFonts w:asciiTheme="minorHAnsi" w:eastAsiaTheme="minorHAnsi" w:hAnsiTheme="minorHAnsi"/>
                 <w:sz w:val="18"/>
               </w:rPr>
-              <w:t xml:space="preserve">2026.10</w:t>
+              <w:t xml:space="preserve">2026.09~10</w:t>
             </w:r>
           </w:p>
         </w:tc>
@@ -4694,7 +4694,7 @@
                 <w:sz w:val="18"/>
                 <w:lang w:eastAsia="ko-KR"/>
               </w:rPr>
-              <w:t xml:space="preserve">STILL 노이즈 캔슬링 헤드폰 AI 광고 / 개인</w:t>
+              <w:t xml:space="preserve">DREAMING TREE — Unreal Engine 3D 시네마틱 / 팀 프로젝트(4인, 팀장)</w:t>
             </w:r>
           </w:p>
           <w:p>
@@ -4724,7 +4724,7 @@
                 <w:sz w:val="18"/>
                 <w:lang w:eastAsia="ko-KR"/>
               </w:rPr>
-              <w:t xml:space="preserve"> 가상 헤드폰 브랜드의 ‘소음 차단 → 몰입’ 가치를 35초 브랜드 광고로 전달</w:t>
+              <w:t xml:space="preserve"> 메타버스 체험형 전시용으로, 거대한 나무 안의 정원과 오르골 무대를 탐험하는 3D 시네마틱 제작</w:t>
             </w:r>
           </w:p>
           <w:p>
@@ -4754,7 +4754,7 @@
                 <w:sz w:val="18"/>
                 <w:lang w:eastAsia="ko-KR"/>
               </w:rPr>
-              <w:t xml:space="preserve"> 브랜드·제품 기획, AI 이미지·영상 생성, 효과음·음악, 편집</w:t>
+              <w:t xml:space="preserve"> 팀장(일정 관리·작업 분배), Niagara 이펙트 초안, AI 소품·사운드 제작</w:t>
             </w:r>
           </w:p>
           <w:p>
@@ -4784,7 +4784,7 @@
                 <w:sz w:val="18"/>
                 <w:lang w:eastAsia="ko-KR"/>
               </w:rPr>
-              <w:t xml:space="preserve"> Higgsfield, ElevenLabs, Suno, Premiere Pro</w:t>
+              <w:t xml:space="preserve"> Unreal Engine, Blender, Niagara, Tripo AI, Suno, ElevenLabs, Premiere Pro</w:t>
             </w:r>
           </w:p>
           <w:p>
@@ -4814,7 +4814,7 @@
                 <w:sz w:val="18"/>
                 <w:lang w:eastAsia="ko-KR"/>
               </w:rPr>
-              <w:t xml:space="preserve"> 제품 시트 설계부터 35초 4K 브랜드 광고까지 1인 완성</w:t>
+              <w:t xml:space="preserve"> 오르골 공연장·마켓·숲길 세 공간을 하나의 여정으로 잇는 1분 12초 시네마틱 완성</w:t>
             </w:r>
           </w:p>
           <w:p>
@@ -4844,7 +4844,7 @@
                 <w:sz w:val="18"/>
                 <w:lang w:eastAsia="ko-KR"/>
               </w:rPr>
-              <w:t xml:space="preserve"> 제품 시트를 먼저 설계해 모든 장면의 기준으로 삼고, 착용 전의 빠른 컷과 착용 후의 긴 호흡, 소음에서 피아노로 바뀌는 사운드로 몰입의 순간을 표현</w:t>
+              <w:t xml:space="preserve"> 5주 일정을 단계별로 나누고 공간 단위로 작업을 분배해 네 명의 파트를 하나의 결과물로 모았고, 폭포·발광 이펙트 초안과 AI 소품·배경음·효과음을 제작</w:t>
             </w:r>
           </w:p>
         </w:tc>
